--- a/aorm-tickets.docx
+++ b/aorm-tickets.docx
@@ -7,7 +7,7 @@
         <w:pStyle w:val="Heading1"/>
       </w:pPr>
       <w:r>
-        <w:t xml:space="preserve">ORM Admin Feature — Technical Tickets (v8)</w:t>
+        <w:t xml:space="preserve">ORM Admin Feature — Technical Tickets (v9)</w:t>
       </w:r>
     </w:p>
     <w:p>
@@ -230,6 +230,19 @@
           <w:sz w:val="19"/>
           <w:szCs w:val="19"/>
         </w:rPr>
+        <w:t xml:space="preserve">• wp_wicket_aorm_roster_meta persists current roster state (status, last update, last sync) — survives staged records cleanup so list view stays accurate</w:t>
+      </w:r>
+    </w:p>
+    <w:p>
+      <w:pPr>
+        <w:spacing w:after="40"/>
+      </w:pPr>
+      <w:r>
+        <w:rPr>
+          <w:color w:val="6B7280"/>
+          <w:sz w:val="19"/>
+          <w:szCs w:val="19"/>
+        </w:rPr>
         <w:t xml:space="preserve">• Match scoring logic is draft — subject to refinement</w:t>
       </w:r>
     </w:p>
@@ -993,7 +1006,7 @@
                 <w:sz w:val="19"/>
                 <w:szCs w:val="19"/>
               </w:rPr>
-              <w:t xml:space="preserve">wp_wicket_aorm_roster_meta: id, org_uuid, membership_uuid, last_updated_at, last_updated_by (user email).</w:t>
+              <w:t xml:space="preserve">wp_wicket_aorm_roster_meta: id, org_uuid, membership_uuid, roster_status (idle/in_progress/syncing/has_failures/synced, nullable), last_updated_at, last_updated_by (user email), last_synced_at (nullable). This table persists the current roster state even after staged records are cleaned up — so the list view still shows the last known status, who last touched it, and when.</w:t>
             </w:r>
           </w:p>
           <w:p>
@@ -1220,7 +1233,7 @@
                 <w:sz w:val="19"/>
                 <w:szCs w:val="19"/>
               </w:rPr>
-              <w:t xml:space="preserve">Write dbDelta schema for wp_wicket_aorm_roster_meta</w:t>
+              <w:t xml:space="preserve">Write dbDelta schema for wp_wicket_aorm_roster_meta: id, org_uuid, membership_uuid, roster_status, last_updated_at, last_updated_by, last_synced_at</w:t>
             </w:r>
           </w:p>
         </w:tc>
@@ -1807,7 +1820,7 @@
                 <w:sz w:val="19"/>
                 <w:szCs w:val="19"/>
               </w:rPr>
-              <w:t xml:space="preserve">Enrich MDP data with local data: roster status (derived from staged_records), last updated + user email (from wp_wicket_aorm_roster_meta)</w:t>
+              <w:t xml:space="preserve">Enrich MDP data with local data from wp_wicket_aorm_roster_meta: roster_status, last_updated_at, last_updated_by, last_synced_at (single indexed lookup per row)</w:t>
             </w:r>
           </w:p>
         </w:tc>
@@ -3367,7 +3380,7 @@
                 <w:sz w:val="19"/>
                 <w:szCs w:val="19"/>
               </w:rPr>
-              <w:t xml:space="preserve">Log all roster assignment actions (remove, role changes) to wp_wicket_aorm_logs and update wp_wicket_aorm_roster_meta</w:t>
+              <w:t xml:space="preserve">Log all roster assignment actions (remove, role changes) to wp_wicket_aorm_logs and update wp_wicket_aorm_roster_meta (last_updated_at, last_updated_by, roster_status)</w:t>
             </w:r>
           </w:p>
         </w:tc>
@@ -4444,7 +4457,7 @@
                 <w:sz w:val="19"/>
                 <w:szCs w:val="19"/>
               </w:rPr>
-              <w:t xml:space="preserve">Log individual add to wp_wicket_aorm_logs and update wp_wicket_aorm_roster_meta</w:t>
+              <w:t xml:space="preserve">Log individual add to wp_wicket_aorm_logs and update wp_wicket_aorm_roster_meta (roster_status = in_progress, last_updated_at, last_updated_by)</w:t>
             </w:r>
           </w:p>
         </w:tc>
@@ -5850,7 +5863,7 @@
                 <w:sz w:val="19"/>
                 <w:szCs w:val="19"/>
               </w:rPr>
-              <w:t xml:space="preserve">Log upload + validation event to wp_wicket_aorm_logs</w:t>
+              <w:t xml:space="preserve">Log upload + validation event to wp_wicket_aorm_logs and update wp_wicket_aorm_roster_meta (roster_status = in_progress, last_updated_at, last_updated_by)</w:t>
             </w:r>
           </w:p>
         </w:tc>
@@ -11104,7 +11117,7 @@
                 <w:sz w:val="19"/>
                 <w:szCs w:val="19"/>
               </w:rPr>
-              <w:t xml:space="preserve">Log all sync activity to wp_wicket_aorm_logs and update wp_wicket_aorm_roster_meta</w:t>
+              <w:t xml:space="preserve">Log all sync activity to wp_wicket_aorm_logs and update wp_wicket_aorm_roster_meta: set roster_status (syncing during, synced/has_failures after), last_synced_at on success, last_updated_at, last_updated_by</w:t>
             </w:r>
           </w:p>
         </w:tc>
@@ -11712,7 +11725,7 @@
                 <w:sz w:val="19"/>
                 <w:szCs w:val="19"/>
               </w:rPr>
-              <w:t xml:space="preserve">Create shared logging helper class used by all tickets to write to wp_wicket_aorm_logs consistently</w:t>
+              <w:t xml:space="preserve">Create shared logging helper class used by all tickets to write to wp_wicket_aorm_logs AND update wp_wicket_aorm_roster_meta (status, last_updated_at/by, last_synced_at) in one call</w:t>
             </w:r>
           </w:p>
         </w:tc>

--- a/aorm-tickets.docx
+++ b/aorm-tickets.docx
@@ -4688,6 +4688,21 @@
               <w:t xml:space="preserve">Parse CSV using fgetcsv, validate required columns exist in header row</w:t>
             </w:r>
           </w:p>
+          <w:p>
+            <w:r>
+              <w:rPr>
+                <w:rFonts w:ascii="Arial" w:cs="Arial" w:eastAsia="Arial" w:hAnsi="Arial"/>
+                <w:b w:val="false"/>
+                <w:bCs w:val="false"/>
+                <w:i w:val="true"/>
+                <w:iCs w:val="true"/>
+                <w:color w:val="777777"/>
+                <w:sz w:val="20"/>
+                <w:szCs w:val="20"/>
+              </w:rPr>
+              <w:t xml:space="preserve">↓ Port getBulkColumnDefinitions() + resolveHeaderIndex() from OrgManagement\Services\BulkMemberUploadService into FileParserService. This gives flexible header aliasing (e.g. “first name”, “firstname”, “first” all map to first_name) without hardcoding column positions.</w:t>
+            </w:r>
+          </w:p>
         </w:tc>
       </w:tr>
       <w:tr>
@@ -5553,7 +5568,22 @@
                 <w:sz w:val="20"/>
                 <w:szCs w:val="20"/>
               </w:rPr>
-              <w:t xml:space="preserve">Add Action Scheduler as dependency (or wp_schedule_single_event fallback)</w:t>
+              <w:t xml:space="preserve">Add Action Scheduler as dependency (or wp_schedule_single_event fallback). Also add wicket-lib-org-roster to composer.json as a runtime dependency — required for PersonService and ConnectionService used in SyncService (AORM-9.5, 9.6, 9.9, 9.15) and the CSV header-matching pattern ported into FileParserService (AORM-6.10).</w:t>
+            </w:r>
+          </w:p>
+          <w:p>
+            <w:r>
+              <w:rPr>
+                <w:rFonts w:ascii="Arial" w:cs="Arial" w:eastAsia="Arial" w:hAnsi="Arial"/>
+                <w:b w:val="false"/>
+                <w:bCs w:val="false"/>
+                <w:i w:val="true"/>
+                <w:iCs w:val="true"/>
+                <w:color w:val="777777"/>
+                <w:sz w:val="20"/>
+                <w:szCs w:val="20"/>
+              </w:rPr>
+              <w:t xml:space="preserve">↓ composer require industrialdev/wicket-lib-org-roster. The lib’s services read config automatically from the wicket/acc/orgman/config filter registered in the child theme — no additional wiring needed.</w:t>
             </w:r>
           </w:p>
         </w:tc>
@@ -9244,6 +9274,21 @@
               <w:t xml:space="preserve">Relationship — New Record: create person (email/phone types from settings)</w:t>
             </w:r>
           </w:p>
+          <w:p>
+            <w:r>
+              <w:rPr>
+                <w:rFonts w:ascii="Arial" w:cs="Arial" w:eastAsia="Arial" w:hAnsi="Arial"/>
+                <w:b w:val="false"/>
+                <w:bCs w:val="false"/>
+                <w:i w:val="true"/>
+                <w:iCs w:val="true"/>
+                <w:color w:val="777777"/>
+                <w:sz w:val="20"/>
+                <w:szCs w:val="20"/>
+              </w:rPr>
+              <w:t xml:space="preserve">↓ Use OrgManagement\Services\PersonService::createOrGetPerson() from wicket-lib-org-roster. Handles find-by-email (with fallback API lookup), create if missing, and optional profile updates. Do not reimplement.</w:t>
+            </w:r>
+          </w:p>
         </w:tc>
       </w:tr>
       <w:tr>
@@ -9310,6 +9355,21 @@
               <w:t xml:space="preserve">Relationship — New Record: create default-type relationship to roster org (start = today)</w:t>
             </w:r>
           </w:p>
+          <w:p>
+            <w:r>
+              <w:rPr>
+                <w:rFonts w:ascii="Arial" w:cs="Arial" w:eastAsia="Arial" w:hAnsi="Arial"/>
+                <w:b w:val="false"/>
+                <w:bCs w:val="false"/>
+                <w:i w:val="true"/>
+                <w:iCs w:val="true"/>
+                <w:color w:val="777777"/>
+                <w:sz w:val="20"/>
+                <w:szCs w:val="20"/>
+              </w:rPr>
+              <w:t xml:space="preserve">↓ Use OrgManagement\Services\ConnectionService::ensurePersonConnection($personUuid, $orgUuid, ['type' =&gt; $relationshipType]). Handles payload building, start date, and idempotency. Do not reimplement.</w:t>
+            </w:r>
+          </w:p>
         </w:tc>
       </w:tr>
       <w:tr>
@@ -9508,6 +9568,21 @@
               <w:t xml:space="preserve">Relationship — Exact Match: end default-type relationship to other orgs, create to roster org if missing</w:t>
             </w:r>
           </w:p>
+          <w:p>
+            <w:r>
+              <w:rPr>
+                <w:rFonts w:ascii="Arial" w:cs="Arial" w:eastAsia="Arial" w:hAnsi="Arial"/>
+                <w:b w:val="false"/>
+                <w:bCs w:val="false"/>
+                <w:i w:val="true"/>
+                <w:iCs w:val="true"/>
+                <w:color w:val="777777"/>
+                <w:sz w:val="20"/>
+                <w:szCs w:val="20"/>
+              </w:rPr>
+              <w:t xml:space="preserve">↓ Use OrgManagement\Services\ConnectionService::endActivePersonOrganizationConnections($personUuid, $otherOrgId, $skipTypes) for each other org, then ensurePersonConnection() for the roster org. The $skipTypes param lets you protect admin roles from being ended.</w:t>
+            </w:r>
+          </w:p>
         </w:tc>
       </w:tr>
       <w:tr>
@@ -9902,6 +9977,21 @@
                 <w:szCs w:val="20"/>
               </w:rPr>
               <w:t xml:space="preserve">Relationship — Remove: end date default relationship (today)</w:t>
+            </w:r>
+          </w:p>
+          <w:p>
+            <w:r>
+              <w:rPr>
+                <w:rFonts w:ascii="Arial" w:cs="Arial" w:eastAsia="Arial" w:hAnsi="Arial"/>
+                <w:b w:val="false"/>
+                <w:bCs w:val="false"/>
+                <w:i w:val="true"/>
+                <w:iCs w:val="true"/>
+                <w:color w:val="777777"/>
+                <w:sz w:val="20"/>
+                <w:szCs w:val="20"/>
+              </w:rPr>
+              <w:t xml:space="preserve">↓ Use OrgManagement\Services\ConnectionService::endRelationshipToday($personUuid, $connectionId, $orgId). Handles the full PATCH payload including tags, description nulls, and resource_type inference. Do not reimplement.</w:t>
             </w:r>
           </w:p>
         </w:tc>
@@ -10920,6 +11010,21 @@
               <w:t xml:space="preserve">Build Section 2: Relationship config — custom field callback that fetches person/org relationship types from MDP and renders &lt;select&gt;</w:t>
             </w:r>
           </w:p>
+          <w:p>
+            <w:r>
+              <w:rPr>
+                <w:rFonts w:ascii="Arial" w:cs="Arial" w:eastAsia="Arial" w:hAnsi="Arial"/>
+                <w:b w:val="false"/>
+                <w:bCs w:val="false"/>
+                <w:i w:val="true"/>
+                <w:iCs w:val="true"/>
+                <w:color w:val="777777"/>
+                <w:sz w:val="20"/>
+                <w:szCs w:val="20"/>
+              </w:rPr>
+              <w:t xml:space="preserve">✗ Dropped. Relationship types are already defined in the child theme via the wicket/acc/orgman/config filter and read by OrgManConfig::get()[‘relationships’]. Adding a duplicate wp_options dropdown would create two conflicting sources of truth. SyncService should call OrgManConfig::get() directly instead.</w:t>
+            </w:r>
+          </w:p>
         </w:tc>
       </w:tr>
       <w:tr>
@@ -11380,6 +11485,21 @@
                 <w:szCs w:val="20"/>
               </w:rPr>
               <w:t xml:space="preserve">Wire all settings into AORM-6, AORM-7, AORM-9 via get_option() calls</w:t>
+            </w:r>
+          </w:p>
+          <w:p>
+            <w:r>
+              <w:rPr>
+                <w:rFonts w:ascii="Arial" w:cs="Arial" w:eastAsia="Arial" w:hAnsi="Arial"/>
+                <w:b w:val="false"/>
+                <w:bCs w:val="false"/>
+                <w:i w:val="true"/>
+                <w:iCs w:val="true"/>
+                <w:color w:val="777777"/>
+                <w:sz w:val="20"/>
+                <w:szCs w:val="20"/>
+              </w:rPr>
+              <w:t xml:space="preserve">↓ Exception: relationship types are NOT read from get_option(). In SyncService (AORM-9.6, 9.9, 9.13), read them from OrgManagement\Config\OrgManConfig::get()[‘relationships’] instead, since the lib’s config filter is the single source of truth for this.</w:t>
             </w:r>
           </w:p>
         </w:tc>

--- a/aorm-tickets.docx
+++ b/aorm-tickets.docx
@@ -11089,6 +11089,21 @@
                 <w:szCs w:val="20"/>
               </w:rPr>
               <w:t xml:space="preserve">Build Section 3: Security roles — custom field callback that fetches security roles from MDP and renders &lt;select multiple&gt;</w:t>
+            </w:r>
+          </w:p>
+          <w:p>
+            <w:r>
+              <w:rPr>
+                <w:rFonts w:ascii="Arial" w:cs="Arial" w:eastAsia="Arial" w:hAnsi="Arial"/>
+                <w:b w:val="false"/>
+                <w:bCs w:val="false"/>
+                <w:i w:val="true"/>
+                <w:iCs w:val="true"/>
+                <w:color w:val="777777"/>
+                <w:sz w:val="20"/>
+                <w:szCs w:val="20"/>
+              </w:rPr>
+              <w:t xml:space="preserve">✗ Dropped. Role is already defined in the child theme via the wicket/acc/orgman/config filter and read by OrgManConfig::get()[‘member_management’][‘addition’][‘base_member_role’]. Adding a duplicate wp_options dropdown would create two conflicting sources of truth. SyncService should call OrgManConfig::get() directly instead.</w:t>
             </w:r>
           </w:p>
         </w:tc>
